--- a/pr-preview/pr-4/chapters/binary-outcomes.docx
+++ b/pr-preview/pr-4/chapters/binary-outcomes.docx
@@ -15,7 +15,7 @@
         <w:pStyle w:val="Date"/>
       </w:pPr>
       <w:r>
-        <w:t xml:space="preserve">Last modified: 2026-10-19 01:39:01 (PDT)</w:t>
+        <w:t xml:space="preserve">Last modified: 2026-10-19 01:52:26 (PDT)</w:t>
       </w:r>
     </w:p>
     <w:bookmarkStart w:id="9" w:name="why-a-scatterplot-fails"/>

--- a/pr-preview/pr-4/chapters/binary-outcomes.docx
+++ b/pr-preview/pr-4/chapters/binary-outcomes.docx
@@ -15,7 +15,7 @@
         <w:pStyle w:val="Date"/>
       </w:pPr>
       <w:r>
-        <w:t xml:space="preserve">Last modified: 2026-10-19 01:52:26 (PDT)</w:t>
+        <w:t xml:space="preserve">Last modified: 2026-10-19 02:07:24 (PDT)</w:t>
       </w:r>
     </w:p>
     <w:bookmarkStart w:id="9" w:name="why-a-scatterplot-fails"/>
@@ -176,13 +176,19 @@
         <w:rPr>
           <w:rStyle w:val="NormalTok"/>
         </w:rPr>
-        <w:t xml:space="preserve"> </w:t>
+        <w:t xml:space="preserve"> readr</w:t>
+      </w:r>
+      <w:r>
+        <w:rPr>
+          <w:rStyle w:val="SpecialCharTok"/>
+        </w:rPr>
+        <w:t xml:space="preserve">::</w:t>
       </w:r>
       <w:r>
         <w:rPr>
           <w:rStyle w:val="FunctionTok"/>
         </w:rPr>
-        <w:t xml:space="preserve">read.csv</w:t>
+        <w:t xml:space="preserve">read_csv</w:t>
       </w:r>
       <w:r>
         <w:rPr>
@@ -195,6 +201,30 @@
           <w:rStyle w:val="StringTok"/>
         </w:rPr>
         <w:t xml:space="preserve">"data/wcgs.csv"</w:t>
+      </w:r>
+      <w:r>
+        <w:rPr>
+          <w:rStyle w:val="NormalTok"/>
+        </w:rPr>
+        <w:t xml:space="preserve">, </w:t>
+      </w:r>
+      <w:r>
+        <w:rPr>
+          <w:rStyle w:val="AttributeTok"/>
+        </w:rPr>
+        <w:t xml:space="preserve">show_col_types =</w:t>
+      </w:r>
+      <w:r>
+        <w:rPr>
+          <w:rStyle w:val="NormalTok"/>
+        </w:rPr>
+        <w:t xml:space="preserve"> </w:t>
+      </w:r>
+      <w:r>
+        <w:rPr>
+          <w:rStyle w:val="ConstantTok"/>
+        </w:rPr>
+        <w:t xml:space="preserve">FALSE</w:t>
       </w:r>
       <w:r>
         <w:rPr>
@@ -1000,7 +1030,7 @@
         <w:rPr>
           <w:rStyle w:val="FunctionTok"/>
         </w:rPr>
-        <w:t xml:space="preserve">geom_smooth</w:t>
+        <w:t xml:space="preserve">geom_line</w:t>
       </w:r>
       <w:r>
         <w:rPr>
@@ -1010,51 +1040,39 @@
       </w:r>
       <w:r>
         <w:rPr>
+          <w:rStyle w:val="FunctionTok"/>
+        </w:rPr>
+        <w:t xml:space="preserve">aes</w:t>
+      </w:r>
+      <w:r>
+        <w:rPr>
+          <w:rStyle w:val="NormalTok"/>
+        </w:rPr>
+        <w:t xml:space="preserve">(</w:t>
+      </w:r>
+      <w:r>
+        <w:rPr>
           <w:rStyle w:val="AttributeTok"/>
         </w:rPr>
-        <w:t xml:space="preserve">method =</w:t>
-      </w:r>
-      <w:r>
-        <w:rPr>
-          <w:rStyle w:val="NormalTok"/>
-        </w:rPr>
-        <w:t xml:space="preserve"> </w:t>
-      </w:r>
-      <w:r>
-        <w:rPr>
-          <w:rStyle w:val="StringTok"/>
-        </w:rPr>
-        <w:t xml:space="preserve">"lm"</w:t>
-      </w:r>
-      <w:r>
-        <w:rPr>
-          <w:rStyle w:val="NormalTok"/>
-        </w:rPr>
-        <w:t xml:space="preserve">, </w:t>
-      </w:r>
-      <w:r>
-        <w:rPr>
-          <w:rStyle w:val="AttributeTok"/>
-        </w:rPr>
-        <w:t xml:space="preserve">se =</w:t>
-      </w:r>
-      <w:r>
-        <w:rPr>
-          <w:rStyle w:val="NormalTok"/>
-        </w:rPr>
-        <w:t xml:space="preserve"> </w:t>
-      </w:r>
-      <w:r>
-        <w:rPr>
-          <w:rStyle w:val="ConstantTok"/>
-        </w:rPr>
-        <w:t xml:space="preserve">FALSE</w:t>
-      </w:r>
-      <w:r>
-        <w:rPr>
-          <w:rStyle w:val="NormalTok"/>
-        </w:rPr>
-        <w:t xml:space="preserve">) </w:t>
+        <w:t xml:space="preserve">y =</w:t>
+      </w:r>
+      <w:r>
+        <w:rPr>
+          <w:rStyle w:val="NormalTok"/>
+        </w:rPr>
+        <w:t xml:space="preserve"> </w:t>
+      </w:r>
+      <w:r>
+        <w:rPr>
+          <w:rStyle w:val="FunctionTok"/>
+        </w:rPr>
+        <w:t xml:space="preserve">fitted</w:t>
+      </w:r>
+      <w:r>
+        <w:rPr>
+          <w:rStyle w:val="NormalTok"/>
+        </w:rPr>
+        <w:t xml:space="preserve">(fit_bmi))) </w:t>
       </w:r>
       <w:r>
         <w:rPr>
@@ -2301,13 +2319,325 @@
         <w:rPr>
           <w:rStyle w:val="NormalTok"/>
         </w:rPr>
+        <w:t xml:space="preserve">  tibble</w:t>
+      </w:r>
+      <w:r>
+        <w:rPr>
+          <w:rStyle w:val="SpecialCharTok"/>
+        </w:rPr>
+        <w:t xml:space="preserve">::</w:t>
+      </w:r>
+      <w:r>
+        <w:rPr>
+          <w:rStyle w:val="FunctionTok"/>
+        </w:rPr>
+        <w:t xml:space="preserve">tibble</w:t>
+      </w:r>
+      <w:r>
+        <w:rPr>
+          <w:rStyle w:val="NormalTok"/>
+        </w:rPr>
+        <w:t xml:space="preserve">(</w:t>
+      </w:r>
+      <w:r>
+        <w:rPr>
+          <w:rStyle w:val="AttributeTok"/>
+        </w:rPr>
+        <w:t xml:space="preserve">xmin =</w:t>
+      </w:r>
+      <w:r>
+        <w:rPr>
+          <w:rStyle w:val="NormalTok"/>
+        </w:rPr>
+        <w:t xml:space="preserve"> </w:t>
+      </w:r>
+      <w:r>
+        <w:rPr>
+          <w:rStyle w:val="FunctionTok"/>
+        </w:rPr>
+        <w:t xml:space="preserve">head</w:t>
+      </w:r>
+      <w:r>
+        <w:rPr>
+          <w:rStyle w:val="NormalTok"/>
+        </w:rPr>
+        <w:t xml:space="preserve">(breaks, </w:t>
+      </w:r>
+      <w:r>
+        <w:rPr>
+          <w:rStyle w:val="SpecialCharTok"/>
+        </w:rPr>
+        <w:t xml:space="preserve">-</w:t>
+      </w:r>
+      <w:r>
+        <w:rPr>
+          <w:rStyle w:val="DecValTok"/>
+        </w:rPr>
+        <w:t xml:space="preserve">1</w:t>
+      </w:r>
+      <w:r>
+        <w:rPr>
+          <w:rStyle w:val="NormalTok"/>
+        </w:rPr>
+        <w:t xml:space="preserve">), </w:t>
+      </w:r>
+      <w:r>
+        <w:rPr>
+          <w:rStyle w:val="AttributeTok"/>
+        </w:rPr>
+        <w:t xml:space="preserve">xmax =</w:t>
+      </w:r>
+      <w:r>
+        <w:rPr>
+          <w:rStyle w:val="NormalTok"/>
+        </w:rPr>
+        <w:t xml:space="preserve"> </w:t>
+      </w:r>
+      <w:r>
+        <w:rPr>
+          <w:rStyle w:val="FunctionTok"/>
+        </w:rPr>
+        <w:t xml:space="preserve">tail</w:t>
+      </w:r>
+      <w:r>
+        <w:rPr>
+          <w:rStyle w:val="NormalTok"/>
+        </w:rPr>
+        <w:t xml:space="preserve">(breaks, </w:t>
+      </w:r>
+      <w:r>
+        <w:rPr>
+          <w:rStyle w:val="SpecialCharTok"/>
+        </w:rPr>
+        <w:t xml:space="preserve">-</w:t>
+      </w:r>
+      <w:r>
+        <w:rPr>
+          <w:rStyle w:val="DecValTok"/>
+        </w:rPr>
+        <w:t xml:space="preserve">1</w:t>
+      </w:r>
+      <w:r>
+        <w:rPr>
+          <w:rStyle w:val="NormalTok"/>
+        </w:rPr>
+        <w:t xml:space="preserve">),</w:t>
+      </w:r>
+      <w:r>
+        <w:br/>
+      </w:r>
+      <w:r>
+        <w:rPr>
+          <w:rStyle w:val="NormalTok"/>
+        </w:rPr>
+        <w:t xml:space="preserve">                 </w:t>
+      </w:r>
+      <w:r>
+        <w:rPr>
+          <w:rStyle w:val="AttributeTok"/>
+        </w:rPr>
+        <w:t xml:space="preserve">height =</w:t>
+      </w:r>
+      <w:r>
+        <w:rPr>
+          <w:rStyle w:val="NormalTok"/>
+        </w:rPr>
+        <w:t xml:space="preserve"> </w:t>
+      </w:r>
+      <w:r>
+        <w:rPr>
+          <w:rStyle w:val="FloatTok"/>
+        </w:rPr>
+        <w:t xml:space="preserve">0.3</w:t>
+      </w:r>
+      <w:r>
+        <w:rPr>
+          <w:rStyle w:val="NormalTok"/>
+        </w:rPr>
+        <w:t xml:space="preserve"> </w:t>
+      </w:r>
+      <w:r>
+        <w:rPr>
+          <w:rStyle w:val="SpecialCharTok"/>
+        </w:rPr>
+        <w:t xml:space="preserve">*</w:t>
+      </w:r>
+      <w:r>
+        <w:rPr>
+          <w:rStyle w:val="NormalTok"/>
+        </w:rPr>
+        <w:t xml:space="preserve"> counts </w:t>
+      </w:r>
+      <w:r>
+        <w:rPr>
+          <w:rStyle w:val="SpecialCharTok"/>
+        </w:rPr>
+        <w:t xml:space="preserve">/</w:t>
+      </w:r>
+      <w:r>
+        <w:rPr>
+          <w:rStyle w:val="NormalTok"/>
+        </w:rPr>
+        <w:t xml:space="preserve"> </w:t>
+      </w:r>
+      <w:r>
+        <w:rPr>
+          <w:rStyle w:val="FunctionTok"/>
+        </w:rPr>
+        <w:t xml:space="preserve">max</w:t>
+      </w:r>
+      <w:r>
+        <w:rPr>
+          <w:rStyle w:val="NormalTok"/>
+        </w:rPr>
+        <w:t xml:space="preserve">(counts))</w:t>
+      </w:r>
+      <w:r>
+        <w:br/>
+      </w:r>
+      <w:r>
+        <w:rPr>
+          <w:rStyle w:val="NormalTok"/>
+        </w:rPr>
+        <w:t xml:space="preserve">}</w:t>
+      </w:r>
+      <w:r>
+        <w:br/>
+      </w:r>
+      <w:r>
+        <w:rPr>
+          <w:rStyle w:val="NormalTok"/>
+        </w:rPr>
+        <w:t xml:space="preserve">bars0 </w:t>
+      </w:r>
+      <w:r>
+        <w:rPr>
+          <w:rStyle w:val="OtherTok"/>
+        </w:rPr>
+        <w:t xml:space="preserve">&lt;-</w:t>
+      </w:r>
+      <w:r>
+        <w:rPr>
+          <w:rStyle w:val="NormalTok"/>
+        </w:rPr>
+        <w:t xml:space="preserve"> </w:t>
+      </w:r>
+      <w:r>
+        <w:rPr>
+          <w:rStyle w:val="FunctionTok"/>
+        </w:rPr>
+        <w:t xml:space="preserve">bars</w:t>
+      </w:r>
+      <w:r>
+        <w:rPr>
+          <w:rStyle w:val="NormalTok"/>
+        </w:rPr>
+        <w:t xml:space="preserve">(wcgs, </w:t>
+      </w:r>
+      <w:r>
+        <w:rPr>
+          <w:rStyle w:val="DecValTok"/>
+        </w:rPr>
+        <w:t xml:space="preserve">0</w:t>
+      </w:r>
+      <w:r>
+        <w:rPr>
+          <w:rStyle w:val="NormalTok"/>
+        </w:rPr>
+        <w:t xml:space="preserve">)</w:t>
+      </w:r>
+      <w:r>
+        <w:br/>
+      </w:r>
+      <w:r>
+        <w:rPr>
+          <w:rStyle w:val="NormalTok"/>
+        </w:rPr>
+        <w:t xml:space="preserve">bars1 </w:t>
+      </w:r>
+      <w:r>
+        <w:rPr>
+          <w:rStyle w:val="OtherTok"/>
+        </w:rPr>
+        <w:t xml:space="preserve">&lt;-</w:t>
+      </w:r>
+      <w:r>
+        <w:rPr>
+          <w:rStyle w:val="NormalTok"/>
+        </w:rPr>
+        <w:t xml:space="preserve"> </w:t>
+      </w:r>
+      <w:r>
+        <w:rPr>
+          <w:rStyle w:val="FunctionTok"/>
+        </w:rPr>
+        <w:t xml:space="preserve">bars</w:t>
+      </w:r>
+      <w:r>
+        <w:rPr>
+          <w:rStyle w:val="NormalTok"/>
+        </w:rPr>
+        <w:t xml:space="preserve">(wcgs, </w:t>
+      </w:r>
+      <w:r>
+        <w:rPr>
+          <w:rStyle w:val="DecValTok"/>
+        </w:rPr>
+        <w:t xml:space="preserve">1</w:t>
+      </w:r>
+      <w:r>
+        <w:rPr>
+          <w:rStyle w:val="NormalTok"/>
+        </w:rPr>
+        <w:t xml:space="preserve">)</w:t>
+      </w:r>
+      <w:r>
+        <w:br/>
+      </w:r>
+      <w:r>
+        <w:rPr>
+          <w:rStyle w:val="FunctionTok"/>
+        </w:rPr>
+        <w:t xml:space="preserve">ggplot</w:t>
+      </w:r>
+      <w:r>
+        <w:rPr>
+          <w:rStyle w:val="NormalTok"/>
+        </w:rPr>
+        <w:t xml:space="preserve">(wcgs, </w:t>
+      </w:r>
+      <w:r>
+        <w:rPr>
+          <w:rStyle w:val="FunctionTok"/>
+        </w:rPr>
+        <w:t xml:space="preserve">aes</w:t>
+      </w:r>
+      <w:r>
+        <w:rPr>
+          <w:rStyle w:val="NormalTok"/>
+        </w:rPr>
+        <w:t xml:space="preserve">(bmi, chd)) </w:t>
+      </w:r>
+      <w:r>
+        <w:rPr>
+          <w:rStyle w:val="SpecialCharTok"/>
+        </w:rPr>
+        <w:t xml:space="preserve">+</w:t>
+      </w:r>
+      <w:r>
+        <w:br/>
+      </w:r>
+      <w:r>
+        <w:rPr>
+          <w:rStyle w:val="NormalTok"/>
+        </w:rPr>
         <w:t xml:space="preserve">  </w:t>
       </w:r>
       <w:r>
         <w:rPr>
           <w:rStyle w:val="FunctionTok"/>
         </w:rPr>
-        <w:t xml:space="preserve">data.frame</w:t>
+        <w:t xml:space="preserve">geom_rect</w:t>
       </w:r>
       <w:r>
         <w:rPr>
@@ -2319,25 +2649,259 @@
         <w:rPr>
           <w:rStyle w:val="AttributeTok"/>
         </w:rPr>
+        <w:t xml:space="preserve">data =</w:t>
+      </w:r>
+      <w:r>
+        <w:rPr>
+          <w:rStyle w:val="NormalTok"/>
+        </w:rPr>
+        <w:t xml:space="preserve"> bars0,</w:t>
+      </w:r>
+      <w:r>
+        <w:br/>
+      </w:r>
+      <w:r>
+        <w:rPr>
+          <w:rStyle w:val="NormalTok"/>
+        </w:rPr>
+        <w:t xml:space="preserve">            </w:t>
+      </w:r>
+      <w:r>
+        <w:rPr>
+          <w:rStyle w:val="FunctionTok"/>
+        </w:rPr>
+        <w:t xml:space="preserve">aes</w:t>
+      </w:r>
+      <w:r>
+        <w:rPr>
+          <w:rStyle w:val="NormalTok"/>
+        </w:rPr>
+        <w:t xml:space="preserve">(</w:t>
+      </w:r>
+      <w:r>
+        <w:rPr>
+          <w:rStyle w:val="AttributeTok"/>
+        </w:rPr>
         <w:t xml:space="preserve">xmin =</w:t>
       </w:r>
       <w:r>
         <w:rPr>
           <w:rStyle w:val="NormalTok"/>
         </w:rPr>
-        <w:t xml:space="preserve"> </w:t>
+        <w:t xml:space="preserve"> xmin, </w:t>
+      </w:r>
+      <w:r>
+        <w:rPr>
+          <w:rStyle w:val="AttributeTok"/>
+        </w:rPr>
+        <w:t xml:space="preserve">xmax =</w:t>
+      </w:r>
+      <w:r>
+        <w:rPr>
+          <w:rStyle w:val="NormalTok"/>
+        </w:rPr>
+        <w:t xml:space="preserve"> xmax, </w:t>
+      </w:r>
+      <w:r>
+        <w:rPr>
+          <w:rStyle w:val="AttributeTok"/>
+        </w:rPr>
+        <w:t xml:space="preserve">ymin =</w:t>
+      </w:r>
+      <w:r>
+        <w:rPr>
+          <w:rStyle w:val="NormalTok"/>
+        </w:rPr>
+        <w:t xml:space="preserve"> </w:t>
+      </w:r>
+      <w:r>
+        <w:rPr>
+          <w:rStyle w:val="DecValTok"/>
+        </w:rPr>
+        <w:t xml:space="preserve">0</w:t>
+      </w:r>
+      <w:r>
+        <w:rPr>
+          <w:rStyle w:val="NormalTok"/>
+        </w:rPr>
+        <w:t xml:space="preserve">, </w:t>
+      </w:r>
+      <w:r>
+        <w:rPr>
+          <w:rStyle w:val="AttributeTok"/>
+        </w:rPr>
+        <w:t xml:space="preserve">ymax =</w:t>
+      </w:r>
+      <w:r>
+        <w:rPr>
+          <w:rStyle w:val="NormalTok"/>
+        </w:rPr>
+        <w:t xml:space="preserve"> height),</w:t>
+      </w:r>
+      <w:r>
+        <w:br/>
+      </w:r>
+      <w:r>
+        <w:rPr>
+          <w:rStyle w:val="NormalTok"/>
+        </w:rPr>
+        <w:t xml:space="preserve">            </w:t>
+      </w:r>
+      <w:r>
+        <w:rPr>
+          <w:rStyle w:val="AttributeTok"/>
+        </w:rPr>
+        <w:t xml:space="preserve">inherit.aes =</w:t>
+      </w:r>
+      <w:r>
+        <w:rPr>
+          <w:rStyle w:val="NormalTok"/>
+        </w:rPr>
+        <w:t xml:space="preserve"> </w:t>
+      </w:r>
+      <w:r>
+        <w:rPr>
+          <w:rStyle w:val="ConstantTok"/>
+        </w:rPr>
+        <w:t xml:space="preserve">FALSE</w:t>
+      </w:r>
+      <w:r>
+        <w:rPr>
+          <w:rStyle w:val="NormalTok"/>
+        </w:rPr>
+        <w:t xml:space="preserve">, </w:t>
+      </w:r>
+      <w:r>
+        <w:rPr>
+          <w:rStyle w:val="AttributeTok"/>
+        </w:rPr>
+        <w:t xml:space="preserve">alpha =</w:t>
+      </w:r>
+      <w:r>
+        <w:rPr>
+          <w:rStyle w:val="NormalTok"/>
+        </w:rPr>
+        <w:t xml:space="preserve"> </w:t>
+      </w:r>
+      <w:r>
+        <w:rPr>
+          <w:rStyle w:val="FloatTok"/>
+        </w:rPr>
+        <w:t xml:space="preserve">0.4</w:t>
+      </w:r>
+      <w:r>
+        <w:rPr>
+          <w:rStyle w:val="NormalTok"/>
+        </w:rPr>
+        <w:t xml:space="preserve">) </w:t>
+      </w:r>
+      <w:r>
+        <w:rPr>
+          <w:rStyle w:val="SpecialCharTok"/>
+        </w:rPr>
+        <w:t xml:space="preserve">+</w:t>
+      </w:r>
+      <w:r>
+        <w:br/>
+      </w:r>
+      <w:r>
+        <w:rPr>
+          <w:rStyle w:val="NormalTok"/>
+        </w:rPr>
+        <w:t xml:space="preserve">  </w:t>
       </w:r>
       <w:r>
         <w:rPr>
           <w:rStyle w:val="FunctionTok"/>
         </w:rPr>
-        <w:t xml:space="preserve">head</w:t>
-      </w:r>
-      <w:r>
-        <w:rPr>
-          <w:rStyle w:val="NormalTok"/>
-        </w:rPr>
-        <w:t xml:space="preserve">(breaks, </w:t>
+        <w:t xml:space="preserve">geom_rect</w:t>
+      </w:r>
+      <w:r>
+        <w:rPr>
+          <w:rStyle w:val="NormalTok"/>
+        </w:rPr>
+        <w:t xml:space="preserve">(</w:t>
+      </w:r>
+      <w:r>
+        <w:rPr>
+          <w:rStyle w:val="AttributeTok"/>
+        </w:rPr>
+        <w:t xml:space="preserve">data =</w:t>
+      </w:r>
+      <w:r>
+        <w:rPr>
+          <w:rStyle w:val="NormalTok"/>
+        </w:rPr>
+        <w:t xml:space="preserve"> bars1,</w:t>
+      </w:r>
+      <w:r>
+        <w:br/>
+      </w:r>
+      <w:r>
+        <w:rPr>
+          <w:rStyle w:val="NormalTok"/>
+        </w:rPr>
+        <w:t xml:space="preserve">            </w:t>
+      </w:r>
+      <w:r>
+        <w:rPr>
+          <w:rStyle w:val="FunctionTok"/>
+        </w:rPr>
+        <w:t xml:space="preserve">aes</w:t>
+      </w:r>
+      <w:r>
+        <w:rPr>
+          <w:rStyle w:val="NormalTok"/>
+        </w:rPr>
+        <w:t xml:space="preserve">(</w:t>
+      </w:r>
+      <w:r>
+        <w:rPr>
+          <w:rStyle w:val="AttributeTok"/>
+        </w:rPr>
+        <w:t xml:space="preserve">xmin =</w:t>
+      </w:r>
+      <w:r>
+        <w:rPr>
+          <w:rStyle w:val="NormalTok"/>
+        </w:rPr>
+        <w:t xml:space="preserve"> xmin, </w:t>
+      </w:r>
+      <w:r>
+        <w:rPr>
+          <w:rStyle w:val="AttributeTok"/>
+        </w:rPr>
+        <w:t xml:space="preserve">xmax =</w:t>
+      </w:r>
+      <w:r>
+        <w:rPr>
+          <w:rStyle w:val="NormalTok"/>
+        </w:rPr>
+        <w:t xml:space="preserve"> xmax, </w:t>
+      </w:r>
+      <w:r>
+        <w:rPr>
+          <w:rStyle w:val="AttributeTok"/>
+        </w:rPr>
+        <w:t xml:space="preserve">ymin =</w:t>
+      </w:r>
+      <w:r>
+        <w:rPr>
+          <w:rStyle w:val="NormalTok"/>
+        </w:rPr>
+        <w:t xml:space="preserve"> </w:t>
+      </w:r>
+      <w:r>
+        <w:rPr>
+          <w:rStyle w:val="DecValTok"/>
+        </w:rPr>
+        <w:t xml:space="preserve">1</w:t>
+      </w:r>
+      <w:r>
+        <w:rPr>
+          <w:rStyle w:val="NormalTok"/>
+        </w:rPr>
+        <w:t xml:space="preserve"> </w:t>
       </w:r>
       <w:r>
         <w:rPr>
@@ -2347,6 +2911,24 @@
       </w:r>
       <w:r>
         <w:rPr>
+          <w:rStyle w:val="NormalTok"/>
+        </w:rPr>
+        <w:t xml:space="preserve"> height, </w:t>
+      </w:r>
+      <w:r>
+        <w:rPr>
+          <w:rStyle w:val="AttributeTok"/>
+        </w:rPr>
+        <w:t xml:space="preserve">ymax =</w:t>
+      </w:r>
+      <w:r>
+        <w:rPr>
+          <w:rStyle w:val="NormalTok"/>
+        </w:rPr>
+        <w:t xml:space="preserve"> </w:t>
+      </w:r>
+      <w:r>
+        <w:rPr>
           <w:rStyle w:val="DecValTok"/>
         </w:rPr>
         <w:t xml:space="preserve">1</w:t>
@@ -2355,100 +2937,109 @@
         <w:rPr>
           <w:rStyle w:val="NormalTok"/>
         </w:rPr>
-        <w:t xml:space="preserve">), </w:t>
+        <w:t xml:space="preserve">),</w:t>
+      </w:r>
+      <w:r>
+        <w:br/>
+      </w:r>
+      <w:r>
+        <w:rPr>
+          <w:rStyle w:val="NormalTok"/>
+        </w:rPr>
+        <w:t xml:space="preserve">            </w:t>
       </w:r>
       <w:r>
         <w:rPr>
           <w:rStyle w:val="AttributeTok"/>
         </w:rPr>
-        <w:t xml:space="preserve">xmax =</w:t>
-      </w:r>
-      <w:r>
-        <w:rPr>
-          <w:rStyle w:val="NormalTok"/>
-        </w:rPr>
-        <w:t xml:space="preserve"> </w:t>
+        <w:t xml:space="preserve">inherit.aes =</w:t>
+      </w:r>
+      <w:r>
+        <w:rPr>
+          <w:rStyle w:val="NormalTok"/>
+        </w:rPr>
+        <w:t xml:space="preserve"> </w:t>
+      </w:r>
+      <w:r>
+        <w:rPr>
+          <w:rStyle w:val="ConstantTok"/>
+        </w:rPr>
+        <w:t xml:space="preserve">FALSE</w:t>
+      </w:r>
+      <w:r>
+        <w:rPr>
+          <w:rStyle w:val="NormalTok"/>
+        </w:rPr>
+        <w:t xml:space="preserve">, </w:t>
+      </w:r>
+      <w:r>
+        <w:rPr>
+          <w:rStyle w:val="AttributeTok"/>
+        </w:rPr>
+        <w:t xml:space="preserve">alpha =</w:t>
+      </w:r>
+      <w:r>
+        <w:rPr>
+          <w:rStyle w:val="NormalTok"/>
+        </w:rPr>
+        <w:t xml:space="preserve"> </w:t>
+      </w:r>
+      <w:r>
+        <w:rPr>
+          <w:rStyle w:val="FloatTok"/>
+        </w:rPr>
+        <w:t xml:space="preserve">0.4</w:t>
+      </w:r>
+      <w:r>
+        <w:rPr>
+          <w:rStyle w:val="NormalTok"/>
+        </w:rPr>
+        <w:t xml:space="preserve">) </w:t>
+      </w:r>
+      <w:r>
+        <w:rPr>
+          <w:rStyle w:val="SpecialCharTok"/>
+        </w:rPr>
+        <w:t xml:space="preserve">+</w:t>
+      </w:r>
+      <w:r>
+        <w:br/>
+      </w:r>
+      <w:r>
+        <w:rPr>
+          <w:rStyle w:val="NormalTok"/>
+        </w:rPr>
+        <w:t xml:space="preserve">  </w:t>
       </w:r>
       <w:r>
         <w:rPr>
           <w:rStyle w:val="FunctionTok"/>
         </w:rPr>
-        <w:t xml:space="preserve">tail</w:t>
-      </w:r>
-      <w:r>
-        <w:rPr>
-          <w:rStyle w:val="NormalTok"/>
-        </w:rPr>
-        <w:t xml:space="preserve">(breaks, </w:t>
-      </w:r>
-      <w:r>
-        <w:rPr>
-          <w:rStyle w:val="SpecialCharTok"/>
-        </w:rPr>
-        <w:t xml:space="preserve">-</w:t>
-      </w:r>
-      <w:r>
-        <w:rPr>
-          <w:rStyle w:val="DecValTok"/>
-        </w:rPr>
-        <w:t xml:space="preserve">1</w:t>
-      </w:r>
-      <w:r>
-        <w:rPr>
-          <w:rStyle w:val="NormalTok"/>
-        </w:rPr>
-        <w:t xml:space="preserve">),</w:t>
-      </w:r>
-      <w:r>
-        <w:br/>
-      </w:r>
-      <w:r>
-        <w:rPr>
-          <w:rStyle w:val="NormalTok"/>
-        </w:rPr>
-        <w:t xml:space="preserve">             </w:t>
+        <w:t xml:space="preserve">geom_line</w:t>
+      </w:r>
+      <w:r>
+        <w:rPr>
+          <w:rStyle w:val="NormalTok"/>
+        </w:rPr>
+        <w:t xml:space="preserve">(</w:t>
+      </w:r>
+      <w:r>
+        <w:rPr>
+          <w:rStyle w:val="FunctionTok"/>
+        </w:rPr>
+        <w:t xml:space="preserve">aes</w:t>
+      </w:r>
+      <w:r>
+        <w:rPr>
+          <w:rStyle w:val="NormalTok"/>
+        </w:rPr>
+        <w:t xml:space="preserve">(</w:t>
       </w:r>
       <w:r>
         <w:rPr>
           <w:rStyle w:val="AttributeTok"/>
         </w:rPr>
-        <w:t xml:space="preserve">height =</w:t>
-      </w:r>
-      <w:r>
-        <w:rPr>
-          <w:rStyle w:val="NormalTok"/>
-        </w:rPr>
-        <w:t xml:space="preserve"> </w:t>
-      </w:r>
-      <w:r>
-        <w:rPr>
-          <w:rStyle w:val="FloatTok"/>
-        </w:rPr>
-        <w:t xml:space="preserve">0.3</w:t>
-      </w:r>
-      <w:r>
-        <w:rPr>
-          <w:rStyle w:val="NormalTok"/>
-        </w:rPr>
-        <w:t xml:space="preserve"> </w:t>
-      </w:r>
-      <w:r>
-        <w:rPr>
-          <w:rStyle w:val="SpecialCharTok"/>
-        </w:rPr>
-        <w:t xml:space="preserve">*</w:t>
-      </w:r>
-      <w:r>
-        <w:rPr>
-          <w:rStyle w:val="NormalTok"/>
-        </w:rPr>
-        <w:t xml:space="preserve"> counts </w:t>
-      </w:r>
-      <w:r>
-        <w:rPr>
-          <w:rStyle w:val="SpecialCharTok"/>
-        </w:rPr>
-        <w:t xml:space="preserve">/</w:t>
+        <w:t xml:space="preserve">y =</w:t>
       </w:r>
       <w:r>
         <w:rPr>
@@ -2460,592 +3051,13 @@
         <w:rPr>
           <w:rStyle w:val="FunctionTok"/>
         </w:rPr>
-        <w:t xml:space="preserve">max</w:t>
-      </w:r>
-      <w:r>
-        <w:rPr>
-          <w:rStyle w:val="NormalTok"/>
-        </w:rPr>
-        <w:t xml:space="preserve">(counts))</w:t>
-      </w:r>
-      <w:r>
-        <w:br/>
-      </w:r>
-      <w:r>
-        <w:rPr>
-          <w:rStyle w:val="NormalTok"/>
-        </w:rPr>
-        <w:t xml:space="preserve">}</w:t>
-      </w:r>
-      <w:r>
-        <w:br/>
-      </w:r>
-      <w:r>
-        <w:rPr>
-          <w:rStyle w:val="NormalTok"/>
-        </w:rPr>
-        <w:t xml:space="preserve">bars0 </w:t>
-      </w:r>
-      <w:r>
-        <w:rPr>
-          <w:rStyle w:val="OtherTok"/>
-        </w:rPr>
-        <w:t xml:space="preserve">&lt;-</w:t>
-      </w:r>
-      <w:r>
-        <w:rPr>
-          <w:rStyle w:val="NormalTok"/>
-        </w:rPr>
-        <w:t xml:space="preserve"> </w:t>
-      </w:r>
-      <w:r>
-        <w:rPr>
-          <w:rStyle w:val="FunctionTok"/>
-        </w:rPr>
-        <w:t xml:space="preserve">bars</w:t>
-      </w:r>
-      <w:r>
-        <w:rPr>
-          <w:rStyle w:val="NormalTok"/>
-        </w:rPr>
-        <w:t xml:space="preserve">(wcgs, </w:t>
-      </w:r>
-      <w:r>
-        <w:rPr>
-          <w:rStyle w:val="DecValTok"/>
-        </w:rPr>
-        <w:t xml:space="preserve">0</w:t>
-      </w:r>
-      <w:r>
-        <w:rPr>
-          <w:rStyle w:val="NormalTok"/>
-        </w:rPr>
-        <w:t xml:space="preserve">)</w:t>
-      </w:r>
-      <w:r>
-        <w:br/>
-      </w:r>
-      <w:r>
-        <w:rPr>
-          <w:rStyle w:val="NormalTok"/>
-        </w:rPr>
-        <w:t xml:space="preserve">bars1 </w:t>
-      </w:r>
-      <w:r>
-        <w:rPr>
-          <w:rStyle w:val="OtherTok"/>
-        </w:rPr>
-        <w:t xml:space="preserve">&lt;-</w:t>
-      </w:r>
-      <w:r>
-        <w:rPr>
-          <w:rStyle w:val="NormalTok"/>
-        </w:rPr>
-        <w:t xml:space="preserve"> </w:t>
-      </w:r>
-      <w:r>
-        <w:rPr>
-          <w:rStyle w:val="FunctionTok"/>
-        </w:rPr>
-        <w:t xml:space="preserve">bars</w:t>
-      </w:r>
-      <w:r>
-        <w:rPr>
-          <w:rStyle w:val="NormalTok"/>
-        </w:rPr>
-        <w:t xml:space="preserve">(wcgs, </w:t>
-      </w:r>
-      <w:r>
-        <w:rPr>
-          <w:rStyle w:val="DecValTok"/>
-        </w:rPr>
-        <w:t xml:space="preserve">1</w:t>
-      </w:r>
-      <w:r>
-        <w:rPr>
-          <w:rStyle w:val="NormalTok"/>
-        </w:rPr>
-        <w:t xml:space="preserve">)</w:t>
-      </w:r>
-      <w:r>
-        <w:br/>
-      </w:r>
-      <w:r>
-        <w:rPr>
-          <w:rStyle w:val="FunctionTok"/>
-        </w:rPr>
-        <w:t xml:space="preserve">ggplot</w:t>
-      </w:r>
-      <w:r>
-        <w:rPr>
-          <w:rStyle w:val="NormalTok"/>
-        </w:rPr>
-        <w:t xml:space="preserve">(wcgs, </w:t>
-      </w:r>
-      <w:r>
-        <w:rPr>
-          <w:rStyle w:val="FunctionTok"/>
-        </w:rPr>
-        <w:t xml:space="preserve">aes</w:t>
-      </w:r>
-      <w:r>
-        <w:rPr>
-          <w:rStyle w:val="NormalTok"/>
-        </w:rPr>
-        <w:t xml:space="preserve">(bmi, chd)) </w:t>
-      </w:r>
-      <w:r>
-        <w:rPr>
-          <w:rStyle w:val="SpecialCharTok"/>
-        </w:rPr>
-        <w:t xml:space="preserve">+</w:t>
-      </w:r>
-      <w:r>
-        <w:br/>
-      </w:r>
-      <w:r>
-        <w:rPr>
-          <w:rStyle w:val="NormalTok"/>
-        </w:rPr>
-        <w:t xml:space="preserve">  </w:t>
-      </w:r>
-      <w:r>
-        <w:rPr>
-          <w:rStyle w:val="FunctionTok"/>
-        </w:rPr>
-        <w:t xml:space="preserve">geom_rect</w:t>
-      </w:r>
-      <w:r>
-        <w:rPr>
-          <w:rStyle w:val="NormalTok"/>
-        </w:rPr>
-        <w:t xml:space="preserve">(</w:t>
-      </w:r>
-      <w:r>
-        <w:rPr>
-          <w:rStyle w:val="AttributeTok"/>
-        </w:rPr>
-        <w:t xml:space="preserve">data =</w:t>
-      </w:r>
-      <w:r>
-        <w:rPr>
-          <w:rStyle w:val="NormalTok"/>
-        </w:rPr>
-        <w:t xml:space="preserve"> bars0,</w:t>
-      </w:r>
-      <w:r>
-        <w:br/>
-      </w:r>
-      <w:r>
-        <w:rPr>
-          <w:rStyle w:val="NormalTok"/>
-        </w:rPr>
-        <w:t xml:space="preserve">            </w:t>
-      </w:r>
-      <w:r>
-        <w:rPr>
-          <w:rStyle w:val="FunctionTok"/>
-        </w:rPr>
-        <w:t xml:space="preserve">aes</w:t>
-      </w:r>
-      <w:r>
-        <w:rPr>
-          <w:rStyle w:val="NormalTok"/>
-        </w:rPr>
-        <w:t xml:space="preserve">(</w:t>
-      </w:r>
-      <w:r>
-        <w:rPr>
-          <w:rStyle w:val="AttributeTok"/>
-        </w:rPr>
-        <w:t xml:space="preserve">xmin =</w:t>
-      </w:r>
-      <w:r>
-        <w:rPr>
-          <w:rStyle w:val="NormalTok"/>
-        </w:rPr>
-        <w:t xml:space="preserve"> xmin, </w:t>
-      </w:r>
-      <w:r>
-        <w:rPr>
-          <w:rStyle w:val="AttributeTok"/>
-        </w:rPr>
-        <w:t xml:space="preserve">xmax =</w:t>
-      </w:r>
-      <w:r>
-        <w:rPr>
-          <w:rStyle w:val="NormalTok"/>
-        </w:rPr>
-        <w:t xml:space="preserve"> xmax, </w:t>
-      </w:r>
-      <w:r>
-        <w:rPr>
-          <w:rStyle w:val="AttributeTok"/>
-        </w:rPr>
-        <w:t xml:space="preserve">ymin =</w:t>
-      </w:r>
-      <w:r>
-        <w:rPr>
-          <w:rStyle w:val="NormalTok"/>
-        </w:rPr>
-        <w:t xml:space="preserve"> </w:t>
-      </w:r>
-      <w:r>
-        <w:rPr>
-          <w:rStyle w:val="DecValTok"/>
-        </w:rPr>
-        <w:t xml:space="preserve">0</w:t>
-      </w:r>
-      <w:r>
-        <w:rPr>
-          <w:rStyle w:val="NormalTok"/>
-        </w:rPr>
-        <w:t xml:space="preserve">, </w:t>
-      </w:r>
-      <w:r>
-        <w:rPr>
-          <w:rStyle w:val="AttributeTok"/>
-        </w:rPr>
-        <w:t xml:space="preserve">ymax =</w:t>
-      </w:r>
-      <w:r>
-        <w:rPr>
-          <w:rStyle w:val="NormalTok"/>
-        </w:rPr>
-        <w:t xml:space="preserve"> height),</w:t>
-      </w:r>
-      <w:r>
-        <w:br/>
-      </w:r>
-      <w:r>
-        <w:rPr>
-          <w:rStyle w:val="NormalTok"/>
-        </w:rPr>
-        <w:t xml:space="preserve">            </w:t>
-      </w:r>
-      <w:r>
-        <w:rPr>
-          <w:rStyle w:val="AttributeTok"/>
-        </w:rPr>
-        <w:t xml:space="preserve">inherit.aes =</w:t>
-      </w:r>
-      <w:r>
-        <w:rPr>
-          <w:rStyle w:val="NormalTok"/>
-        </w:rPr>
-        <w:t xml:space="preserve"> </w:t>
-      </w:r>
-      <w:r>
-        <w:rPr>
-          <w:rStyle w:val="ConstantTok"/>
-        </w:rPr>
-        <w:t xml:space="preserve">FALSE</w:t>
-      </w:r>
-      <w:r>
-        <w:rPr>
-          <w:rStyle w:val="NormalTok"/>
-        </w:rPr>
-        <w:t xml:space="preserve">, </w:t>
-      </w:r>
-      <w:r>
-        <w:rPr>
-          <w:rStyle w:val="AttributeTok"/>
-        </w:rPr>
-        <w:t xml:space="preserve">alpha =</w:t>
-      </w:r>
-      <w:r>
-        <w:rPr>
-          <w:rStyle w:val="NormalTok"/>
-        </w:rPr>
-        <w:t xml:space="preserve"> </w:t>
-      </w:r>
-      <w:r>
-        <w:rPr>
-          <w:rStyle w:val="FloatTok"/>
-        </w:rPr>
-        <w:t xml:space="preserve">0.4</w:t>
-      </w:r>
-      <w:r>
-        <w:rPr>
-          <w:rStyle w:val="NormalTok"/>
-        </w:rPr>
-        <w:t xml:space="preserve">) </w:t>
-      </w:r>
-      <w:r>
-        <w:rPr>
-          <w:rStyle w:val="SpecialCharTok"/>
-        </w:rPr>
-        <w:t xml:space="preserve">+</w:t>
-      </w:r>
-      <w:r>
-        <w:br/>
-      </w:r>
-      <w:r>
-        <w:rPr>
-          <w:rStyle w:val="NormalTok"/>
-        </w:rPr>
-        <w:t xml:space="preserve">  </w:t>
-      </w:r>
-      <w:r>
-        <w:rPr>
-          <w:rStyle w:val="FunctionTok"/>
-        </w:rPr>
-        <w:t xml:space="preserve">geom_rect</w:t>
-      </w:r>
-      <w:r>
-        <w:rPr>
-          <w:rStyle w:val="NormalTok"/>
-        </w:rPr>
-        <w:t xml:space="preserve">(</w:t>
-      </w:r>
-      <w:r>
-        <w:rPr>
-          <w:rStyle w:val="AttributeTok"/>
-        </w:rPr>
-        <w:t xml:space="preserve">data =</w:t>
-      </w:r>
-      <w:r>
-        <w:rPr>
-          <w:rStyle w:val="NormalTok"/>
-        </w:rPr>
-        <w:t xml:space="preserve"> bars1,</w:t>
-      </w:r>
-      <w:r>
-        <w:br/>
-      </w:r>
-      <w:r>
-        <w:rPr>
-          <w:rStyle w:val="NormalTok"/>
-        </w:rPr>
-        <w:t xml:space="preserve">            </w:t>
-      </w:r>
-      <w:r>
-        <w:rPr>
-          <w:rStyle w:val="FunctionTok"/>
-        </w:rPr>
-        <w:t xml:space="preserve">aes</w:t>
-      </w:r>
-      <w:r>
-        <w:rPr>
-          <w:rStyle w:val="NormalTok"/>
-        </w:rPr>
-        <w:t xml:space="preserve">(</w:t>
-      </w:r>
-      <w:r>
-        <w:rPr>
-          <w:rStyle w:val="AttributeTok"/>
-        </w:rPr>
-        <w:t xml:space="preserve">xmin =</w:t>
-      </w:r>
-      <w:r>
-        <w:rPr>
-          <w:rStyle w:val="NormalTok"/>
-        </w:rPr>
-        <w:t xml:space="preserve"> xmin, </w:t>
-      </w:r>
-      <w:r>
-        <w:rPr>
-          <w:rStyle w:val="AttributeTok"/>
-        </w:rPr>
-        <w:t xml:space="preserve">xmax =</w:t>
-      </w:r>
-      <w:r>
-        <w:rPr>
-          <w:rStyle w:val="NormalTok"/>
-        </w:rPr>
-        <w:t xml:space="preserve"> xmax, </w:t>
-      </w:r>
-      <w:r>
-        <w:rPr>
-          <w:rStyle w:val="AttributeTok"/>
-        </w:rPr>
-        <w:t xml:space="preserve">ymin =</w:t>
-      </w:r>
-      <w:r>
-        <w:rPr>
-          <w:rStyle w:val="NormalTok"/>
-        </w:rPr>
-        <w:t xml:space="preserve"> </w:t>
-      </w:r>
-      <w:r>
-        <w:rPr>
-          <w:rStyle w:val="DecValTok"/>
-        </w:rPr>
-        <w:t xml:space="preserve">1</w:t>
-      </w:r>
-      <w:r>
-        <w:rPr>
-          <w:rStyle w:val="NormalTok"/>
-        </w:rPr>
-        <w:t xml:space="preserve"> </w:t>
-      </w:r>
-      <w:r>
-        <w:rPr>
-          <w:rStyle w:val="SpecialCharTok"/>
-        </w:rPr>
-        <w:t xml:space="preserve">-</w:t>
-      </w:r>
-      <w:r>
-        <w:rPr>
-          <w:rStyle w:val="NormalTok"/>
-        </w:rPr>
-        <w:t xml:space="preserve"> height, </w:t>
-      </w:r>
-      <w:r>
-        <w:rPr>
-          <w:rStyle w:val="AttributeTok"/>
-        </w:rPr>
-        <w:t xml:space="preserve">ymax =</w:t>
-      </w:r>
-      <w:r>
-        <w:rPr>
-          <w:rStyle w:val="NormalTok"/>
-        </w:rPr>
-        <w:t xml:space="preserve"> </w:t>
-      </w:r>
-      <w:r>
-        <w:rPr>
-          <w:rStyle w:val="DecValTok"/>
-        </w:rPr>
-        <w:t xml:space="preserve">1</w:t>
-      </w:r>
-      <w:r>
-        <w:rPr>
-          <w:rStyle w:val="NormalTok"/>
-        </w:rPr>
-        <w:t xml:space="preserve">),</w:t>
-      </w:r>
-      <w:r>
-        <w:br/>
-      </w:r>
-      <w:r>
-        <w:rPr>
-          <w:rStyle w:val="NormalTok"/>
-        </w:rPr>
-        <w:t xml:space="preserve">            </w:t>
-      </w:r>
-      <w:r>
-        <w:rPr>
-          <w:rStyle w:val="AttributeTok"/>
-        </w:rPr>
-        <w:t xml:space="preserve">inherit.aes =</w:t>
-      </w:r>
-      <w:r>
-        <w:rPr>
-          <w:rStyle w:val="NormalTok"/>
-        </w:rPr>
-        <w:t xml:space="preserve"> </w:t>
-      </w:r>
-      <w:r>
-        <w:rPr>
-          <w:rStyle w:val="ConstantTok"/>
-        </w:rPr>
-        <w:t xml:space="preserve">FALSE</w:t>
-      </w:r>
-      <w:r>
-        <w:rPr>
-          <w:rStyle w:val="NormalTok"/>
-        </w:rPr>
-        <w:t xml:space="preserve">, </w:t>
-      </w:r>
-      <w:r>
-        <w:rPr>
-          <w:rStyle w:val="AttributeTok"/>
-        </w:rPr>
-        <w:t xml:space="preserve">alpha =</w:t>
-      </w:r>
-      <w:r>
-        <w:rPr>
-          <w:rStyle w:val="NormalTok"/>
-        </w:rPr>
-        <w:t xml:space="preserve"> </w:t>
-      </w:r>
-      <w:r>
-        <w:rPr>
-          <w:rStyle w:val="FloatTok"/>
-        </w:rPr>
-        <w:t xml:space="preserve">0.4</w:t>
-      </w:r>
-      <w:r>
-        <w:rPr>
-          <w:rStyle w:val="NormalTok"/>
-        </w:rPr>
-        <w:t xml:space="preserve">) </w:t>
-      </w:r>
-      <w:r>
-        <w:rPr>
-          <w:rStyle w:val="SpecialCharTok"/>
-        </w:rPr>
-        <w:t xml:space="preserve">+</w:t>
-      </w:r>
-      <w:r>
-        <w:br/>
-      </w:r>
-      <w:r>
-        <w:rPr>
-          <w:rStyle w:val="NormalTok"/>
-        </w:rPr>
-        <w:t xml:space="preserve">  </w:t>
-      </w:r>
-      <w:r>
-        <w:rPr>
-          <w:rStyle w:val="FunctionTok"/>
-        </w:rPr>
-        <w:t xml:space="preserve">geom_smooth</w:t>
-      </w:r>
-      <w:r>
-        <w:rPr>
-          <w:rStyle w:val="NormalTok"/>
-        </w:rPr>
-        <w:t xml:space="preserve">(</w:t>
-      </w:r>
-      <w:r>
-        <w:rPr>
-          <w:rStyle w:val="AttributeTok"/>
-        </w:rPr>
-        <w:t xml:space="preserve">method =</w:t>
-      </w:r>
-      <w:r>
-        <w:rPr>
-          <w:rStyle w:val="NormalTok"/>
-        </w:rPr>
-        <w:t xml:space="preserve"> </w:t>
-      </w:r>
-      <w:r>
-        <w:rPr>
-          <w:rStyle w:val="StringTok"/>
-        </w:rPr>
-        <w:t xml:space="preserve">"lm"</w:t>
-      </w:r>
-      <w:r>
-        <w:rPr>
-          <w:rStyle w:val="NormalTok"/>
-        </w:rPr>
-        <w:t xml:space="preserve">, </w:t>
-      </w:r>
-      <w:r>
-        <w:rPr>
-          <w:rStyle w:val="AttributeTok"/>
-        </w:rPr>
-        <w:t xml:space="preserve">se =</w:t>
-      </w:r>
-      <w:r>
-        <w:rPr>
-          <w:rStyle w:val="NormalTok"/>
-        </w:rPr>
-        <w:t xml:space="preserve"> </w:t>
-      </w:r>
-      <w:r>
-        <w:rPr>
-          <w:rStyle w:val="ConstantTok"/>
-        </w:rPr>
-        <w:t xml:space="preserve">FALSE</w:t>
-      </w:r>
-      <w:r>
-        <w:rPr>
-          <w:rStyle w:val="NormalTok"/>
-        </w:rPr>
-        <w:t xml:space="preserve">) </w:t>
+        <w:t xml:space="preserve">fitted</w:t>
+      </w:r>
+      <w:r>
+        <w:rPr>
+          <w:rStyle w:val="NormalTok"/>
+        </w:rPr>
+        <w:t xml:space="preserve">(fit_bmi))) </w:t>
       </w:r>
       <w:r>
         <w:rPr>
@@ -3731,7 +3743,7 @@
         <w:rPr>
           <w:rStyle w:val="CommentTok"/>
         </w:rPr>
-        <w:t xml:space="preserve">#&gt; [&lt;matplotlib.lines.Line2D object at 0x7f01ab844690&gt;]</w:t>
+        <w:t xml:space="preserve">#&gt; [&lt;matplotlib.lines.Line2D object at 0x7f2cb26e0690&gt;]</w:t>
       </w:r>
       <w:r>
         <w:br/>
